--- a/Laptops/4.1- Resister Series and Parallel.docx
+++ b/Laptops/4.1- Resister Series and Parallel.docx
@@ -46,6 +46,9 @@
     </w:p>
     <w:p>
       <w:r>
+        <w:rPr>
+          <w:noProof/>
+        </w:rPr>
         <w:drawing>
           <wp:inline distT="0" distB="0" distL="0" distR="0" wp14:anchorId="6492A62E" wp14:editId="2D2AF6C8">
             <wp:extent cx="6492240" cy="744855"/>
@@ -352,6 +355,9 @@
     </w:p>
     <w:p>
       <w:r>
+        <w:rPr>
+          <w:noProof/>
+        </w:rPr>
         <w:drawing>
           <wp:inline distT="0" distB="0" distL="0" distR="0" wp14:anchorId="5EB834EE" wp14:editId="6439D59A">
             <wp:extent cx="6492240" cy="1097915"/>
@@ -623,6 +629,9 @@
     </w:p>
     <w:p>
       <w:r>
+        <w:rPr>
+          <w:noProof/>
+        </w:rPr>
         <w:drawing>
           <wp:inline distT="0" distB="0" distL="0" distR="0" wp14:anchorId="3E72C6DD" wp14:editId="4FA31CFD">
             <wp:extent cx="6492240" cy="744855"/>
@@ -867,18 +876,28 @@
           <w:ilvl w:val="0"/>
           <w:numId w:val="6"/>
         </w:numPr>
-      </w:pPr>
-      <w:r>
+        <w:rPr>
+          <w:highlight w:val="yellow"/>
+        </w:rPr>
+      </w:pPr>
+      <w:r>
+        <w:rPr>
+          <w:highlight w:val="yellow"/>
+        </w:rPr>
         <w:t xml:space="preserve">Isliye har resistor par </w:t>
       </w:r>
       <w:r>
         <w:rPr>
           <w:b/>
           <w:bCs/>
+          <w:highlight w:val="yellow"/>
         </w:rPr>
         <w:t>SAME voltage</w:t>
       </w:r>
       <w:r>
+        <w:rPr>
+          <w:highlight w:val="yellow"/>
+        </w:rPr>
         <w:t xml:space="preserve"> hoti hai</w:t>
       </w:r>
     </w:p>
@@ -905,6 +924,9 @@
     </w:p>
     <w:p>
       <w:r>
+        <w:rPr>
+          <w:noProof/>
+        </w:rPr>
         <w:drawing>
           <wp:inline distT="0" distB="0" distL="0" distR="0" wp14:anchorId="3E33A0D9" wp14:editId="6AF6251B">
             <wp:extent cx="6492240" cy="1097915"/>
@@ -1015,6 +1037,7 @@
         <w:rPr>
           <w:b/>
           <w:bCs/>
+          <w:noProof/>
         </w:rPr>
         <w:lastRenderedPageBreak/>
         <w:drawing>
@@ -3436,6 +3459,7 @@
   <w:style w:type="character" w:default="1" w:styleId="DefaultParagraphFont">
     <w:name w:val="Default Paragraph Font"/>
     <w:uiPriority w:val="1"/>
+    <w:semiHidden/>
     <w:unhideWhenUsed/>
   </w:style>
   <w:style w:type="table" w:default="1" w:styleId="TableNormal">

--- a/Laptops/4.1- Resister Series and Parallel.docx
+++ b/Laptops/4.1- Resister Series and Parallel.docx
@@ -1,6 +1,6 @@
 
 <file path=word/document.xml><?xml version="1.0" encoding="utf-8"?>
-<w:document xmlns:wpc="http://schemas.microsoft.com/office/word/2010/wordprocessingCanvas" xmlns:cx="http://schemas.microsoft.com/office/drawing/2014/chartex" xmlns:cx1="http://schemas.microsoft.com/office/drawing/2015/9/8/chartex" xmlns:cx2="http://schemas.microsoft.com/office/drawing/2015/10/21/chartex" xmlns:cx3="http://schemas.microsoft.com/office/drawing/2016/5/9/chartex" xmlns:cx4="http://schemas.microsoft.com/office/drawing/2016/5/10/chartex" xmlns:cx5="http://schemas.microsoft.com/office/drawing/2016/5/11/chartex" xmlns:cx6="http://schemas.microsoft.com/office/drawing/2016/5/12/chartex" xmlns:cx7="http://schemas.microsoft.com/office/drawing/2016/5/13/chartex" xmlns:cx8="http://schemas.microsoft.com/office/drawing/2016/5/14/chartex" xmlns:mc="http://schemas.openxmlformats.org/markup-compatibility/2006" xmlns:aink="http://schemas.microsoft.com/office/drawing/2016/ink" xmlns:am3d="http://schemas.microsoft.com/office/drawing/2017/model3d" xmlns:o="urn:schemas-microsoft-com:office:office" xmlns:oel="http://schemas.microsoft.com/office/2019/extlst" xmlns:r="http://schemas.openxmlformats.org/officeDocument/2006/relationships" xmlns:m="http://schemas.openxmlformats.org/officeDocument/2006/math" xmlns:v="urn:schemas-microsoft-com:vml" xmlns:wp14="http://schemas.microsoft.com/office/word/2010/wordprocessingDrawing" xmlns:wp="http://schemas.openxmlformats.org/drawingml/2006/wordprocessingDrawing" xmlns:w10="urn:schemas-microsoft-com:office:word" xmlns:w="http://schemas.openxmlformats.org/wordprocessingml/2006/main" xmlns:w14="http://schemas.microsoft.com/office/word/2010/wordml" xmlns:w15="http://schemas.microsoft.com/office/word/2012/wordml" xmlns:w16cex="http://schemas.microsoft.com/office/word/2018/wordml/cex" xmlns:w16cid="http://schemas.microsoft.com/office/word/2016/wordml/cid" xmlns:w16="http://schemas.microsoft.com/office/word/2018/wordml" xmlns:w16sdtdh="http://schemas.microsoft.com/office/word/2020/wordml/sdtdatahash" xmlns:w16se="http://schemas.microsoft.com/office/word/2015/wordml/symex" xmlns:wpg="http://schemas.microsoft.com/office/word/2010/wordprocessingGroup" xmlns:wpi="http://schemas.microsoft.com/office/word/2010/wordprocessingInk" xmlns:wne="http://schemas.microsoft.com/office/word/2006/wordml" xmlns:wps="http://schemas.microsoft.com/office/word/2010/wordprocessingShape" mc:Ignorable="w14 w15 w16se w16cid w16 w16cex w16sdtdh wp14">
+<w:document xmlns:wpc="http://schemas.microsoft.com/office/word/2010/wordprocessingCanvas" xmlns:cx="http://schemas.microsoft.com/office/drawing/2014/chartex" xmlns:cx1="http://schemas.microsoft.com/office/drawing/2015/9/8/chartex" xmlns:cx2="http://schemas.microsoft.com/office/drawing/2015/10/21/chartex" xmlns:cx3="http://schemas.microsoft.com/office/drawing/2016/5/9/chartex" xmlns:cx4="http://schemas.microsoft.com/office/drawing/2016/5/10/chartex" xmlns:cx5="http://schemas.microsoft.com/office/drawing/2016/5/11/chartex" xmlns:cx6="http://schemas.microsoft.com/office/drawing/2016/5/12/chartex" xmlns:cx7="http://schemas.microsoft.com/office/drawing/2016/5/13/chartex" xmlns:cx8="http://schemas.microsoft.com/office/drawing/2016/5/14/chartex" xmlns:mc="http://schemas.openxmlformats.org/markup-compatibility/2006" xmlns:aink="http://schemas.microsoft.com/office/drawing/2016/ink" xmlns:am3d="http://schemas.microsoft.com/office/drawing/2017/model3d" xmlns:o="urn:schemas-microsoft-com:office:office" xmlns:r="http://schemas.openxmlformats.org/officeDocument/2006/relationships" xmlns:m="http://schemas.openxmlformats.org/officeDocument/2006/math" xmlns:v="urn:schemas-microsoft-com:vml" xmlns:wp14="http://schemas.microsoft.com/office/word/2010/wordprocessingDrawing" xmlns:wp="http://schemas.openxmlformats.org/drawingml/2006/wordprocessingDrawing" xmlns:w10="urn:schemas-microsoft-com:office:word" xmlns:w="http://schemas.openxmlformats.org/wordprocessingml/2006/main" xmlns:w14="http://schemas.microsoft.com/office/word/2010/wordml" xmlns:w15="http://schemas.microsoft.com/office/word/2012/wordml" xmlns:w16cex="http://schemas.microsoft.com/office/word/2018/wordml/cex" xmlns:w16cid="http://schemas.microsoft.com/office/word/2016/wordml/cid" xmlns:w16="http://schemas.microsoft.com/office/word/2018/wordml" xmlns:w16sdtdh="http://schemas.microsoft.com/office/word/2020/wordml/sdtdatahash" xmlns:w16se="http://schemas.microsoft.com/office/word/2015/wordml/symex" xmlns:wpg="http://schemas.microsoft.com/office/word/2010/wordprocessingGroup" xmlns:wpi="http://schemas.microsoft.com/office/word/2010/wordprocessingInk" xmlns:wne="http://schemas.microsoft.com/office/word/2006/wordml" xmlns:wps="http://schemas.microsoft.com/office/word/2010/wordprocessingShape" mc:Ignorable="w14 w15 w16se w16cid w16 w16cex w16sdtdh wp14">
   <w:body>
     <w:p>
       <w:pPr>
@@ -1456,6 +1456,12 @@
       </w:r>
     </w:p>
     <w:p>
+      <w:pPr>
+        <w:rPr>
+          <w:b/>
+          <w:bCs/>
+        </w:rPr>
+      </w:pPr>
       <w:r>
         <w:rPr>
           <w:b/>
@@ -1472,6 +1478,31 @@
           <w:bCs/>
         </w:rPr>
         <w:t>Parallel = Current batta, Voltage same</w:t>
+      </w:r>
+    </w:p>
+    <w:p>
+      <w:pPr>
+        <w:rPr>
+          <w:rStyle w:val="Strong"/>
+        </w:rPr>
+      </w:pPr>
+      <w:r>
+        <w:rPr>
+          <w:rStyle w:val="Strong"/>
+        </w:rPr>
+        <w:t>Note</w:t>
+      </w:r>
+    </w:p>
+    <w:p>
+      <w:r>
+        <w:rPr>
+          <w:rStyle w:val="Strong"/>
+        </w:rPr>
+        <w:t>Voltage divider properly sirf series me banta hai.</w:t>
+      </w:r>
+      <w:r>
+        <w:br/>
+        <w:t>Parallel me jo banta hai wo voltage divider nahi, wo current divider hota hai.</w:t>
       </w:r>
     </w:p>
     <w:sectPr>
@@ -1486,7 +1517,7 @@
 </file>
 
 <file path=word/numbering.xml><?xml version="1.0" encoding="utf-8"?>
-<w:numbering xmlns:wpc="http://schemas.microsoft.com/office/word/2010/wordprocessingCanvas" xmlns:cx="http://schemas.microsoft.com/office/drawing/2014/chartex" xmlns:cx1="http://schemas.microsoft.com/office/drawing/2015/9/8/chartex" xmlns:cx2="http://schemas.microsoft.com/office/drawing/2015/10/21/chartex" xmlns:cx3="http://schemas.microsoft.com/office/drawing/2016/5/9/chartex" xmlns:cx4="http://schemas.microsoft.com/office/drawing/2016/5/10/chartex" xmlns:cx5="http://schemas.microsoft.com/office/drawing/2016/5/11/chartex" xmlns:cx6="http://schemas.microsoft.com/office/drawing/2016/5/12/chartex" xmlns:cx7="http://schemas.microsoft.com/office/drawing/2016/5/13/chartex" xmlns:cx8="http://schemas.microsoft.com/office/drawing/2016/5/14/chartex" xmlns:mc="http://schemas.openxmlformats.org/markup-compatibility/2006" xmlns:aink="http://schemas.microsoft.com/office/drawing/2016/ink" xmlns:am3d="http://schemas.microsoft.com/office/drawing/2017/model3d" xmlns:o="urn:schemas-microsoft-com:office:office" xmlns:oel="http://schemas.microsoft.com/office/2019/extlst" xmlns:r="http://schemas.openxmlformats.org/officeDocument/2006/relationships" xmlns:m="http://schemas.openxmlformats.org/officeDocument/2006/math" xmlns:v="urn:schemas-microsoft-com:vml" xmlns:wp14="http://schemas.microsoft.com/office/word/2010/wordprocessingDrawing" xmlns:wp="http://schemas.openxmlformats.org/drawingml/2006/wordprocessingDrawing" xmlns:w10="urn:schemas-microsoft-com:office:word" xmlns:w="http://schemas.openxmlformats.org/wordprocessingml/2006/main" xmlns:w14="http://schemas.microsoft.com/office/word/2010/wordml" xmlns:w15="http://schemas.microsoft.com/office/word/2012/wordml" xmlns:w16cex="http://schemas.microsoft.com/office/word/2018/wordml/cex" xmlns:w16cid="http://schemas.microsoft.com/office/word/2016/wordml/cid" xmlns:w16="http://schemas.microsoft.com/office/word/2018/wordml" xmlns:w16sdtdh="http://schemas.microsoft.com/office/word/2020/wordml/sdtdatahash" xmlns:w16se="http://schemas.microsoft.com/office/word/2015/wordml/symex" xmlns:wpg="http://schemas.microsoft.com/office/word/2010/wordprocessingGroup" xmlns:wpi="http://schemas.microsoft.com/office/word/2010/wordprocessingInk" xmlns:wne="http://schemas.microsoft.com/office/word/2006/wordml" xmlns:wps="http://schemas.microsoft.com/office/word/2010/wordprocessingShape" mc:Ignorable="w14 w15 w16se w16cid w16 w16cex w16sdtdh wp14">
+<w:numbering xmlns:wpc="http://schemas.microsoft.com/office/word/2010/wordprocessingCanvas" xmlns:cx="http://schemas.microsoft.com/office/drawing/2014/chartex" xmlns:cx1="http://schemas.microsoft.com/office/drawing/2015/9/8/chartex" xmlns:cx2="http://schemas.microsoft.com/office/drawing/2015/10/21/chartex" xmlns:cx3="http://schemas.microsoft.com/office/drawing/2016/5/9/chartex" xmlns:cx4="http://schemas.microsoft.com/office/drawing/2016/5/10/chartex" xmlns:cx5="http://schemas.microsoft.com/office/drawing/2016/5/11/chartex" xmlns:cx6="http://schemas.microsoft.com/office/drawing/2016/5/12/chartex" xmlns:cx7="http://schemas.microsoft.com/office/drawing/2016/5/13/chartex" xmlns:cx8="http://schemas.microsoft.com/office/drawing/2016/5/14/chartex" xmlns:mc="http://schemas.openxmlformats.org/markup-compatibility/2006" xmlns:aink="http://schemas.microsoft.com/office/drawing/2016/ink" xmlns:am3d="http://schemas.microsoft.com/office/drawing/2017/model3d" xmlns:o="urn:schemas-microsoft-com:office:office" xmlns:r="http://schemas.openxmlformats.org/officeDocument/2006/relationships" xmlns:m="http://schemas.openxmlformats.org/officeDocument/2006/math" xmlns:v="urn:schemas-microsoft-com:vml" xmlns:wp14="http://schemas.microsoft.com/office/word/2010/wordprocessingDrawing" xmlns:wp="http://schemas.openxmlformats.org/drawingml/2006/wordprocessingDrawing" xmlns:w10="urn:schemas-microsoft-com:office:word" xmlns:w="http://schemas.openxmlformats.org/wordprocessingml/2006/main" xmlns:w14="http://schemas.microsoft.com/office/word/2010/wordml" xmlns:w15="http://schemas.microsoft.com/office/word/2012/wordml" xmlns:w16cex="http://schemas.microsoft.com/office/word/2018/wordml/cex" xmlns:w16cid="http://schemas.microsoft.com/office/word/2016/wordml/cid" xmlns:w16="http://schemas.microsoft.com/office/word/2018/wordml" xmlns:w16sdtdh="http://schemas.microsoft.com/office/word/2020/wordml/sdtdatahash" xmlns:w16se="http://schemas.microsoft.com/office/word/2015/wordml/symex" xmlns:wpg="http://schemas.microsoft.com/office/word/2010/wordprocessingGroup" xmlns:wpi="http://schemas.microsoft.com/office/word/2010/wordprocessingInk" xmlns:wne="http://schemas.microsoft.com/office/word/2006/wordml" xmlns:wps="http://schemas.microsoft.com/office/word/2010/wordprocessingShape" mc:Ignorable="w14 w15 w16se w16cid w16 w16cex w16sdtdh wp14">
   <w:abstractNum w:abstractNumId="0" w15:restartNumberingAfterBreak="0">
     <w:nsid w:val="06FF1913"/>
     <w:multiLevelType w:val="multilevel"/>
@@ -2828,31 +2859,31 @@
       </w:rPr>
     </w:lvl>
   </w:abstractNum>
-  <w:num w:numId="1" w16cid:durableId="1239482587">
+  <w:num w:numId="1">
     <w:abstractNumId w:val="5"/>
   </w:num>
-  <w:num w:numId="2" w16cid:durableId="913273985">
+  <w:num w:numId="2">
     <w:abstractNumId w:val="0"/>
   </w:num>
-  <w:num w:numId="3" w16cid:durableId="1476020436">
+  <w:num w:numId="3">
     <w:abstractNumId w:val="4"/>
   </w:num>
-  <w:num w:numId="4" w16cid:durableId="1533374165">
+  <w:num w:numId="4">
     <w:abstractNumId w:val="6"/>
   </w:num>
-  <w:num w:numId="5" w16cid:durableId="987974721">
+  <w:num w:numId="5">
     <w:abstractNumId w:val="2"/>
   </w:num>
-  <w:num w:numId="6" w16cid:durableId="2021203499">
+  <w:num w:numId="6">
     <w:abstractNumId w:val="1"/>
   </w:num>
-  <w:num w:numId="7" w16cid:durableId="1384910468">
+  <w:num w:numId="7">
     <w:abstractNumId w:val="7"/>
   </w:num>
-  <w:num w:numId="8" w16cid:durableId="707098527">
+  <w:num w:numId="8">
     <w:abstractNumId w:val="8"/>
   </w:num>
-  <w:num w:numId="9" w16cid:durableId="2016612574">
+  <w:num w:numId="9">
     <w:abstractNumId w:val="3"/>
   </w:num>
 </w:numbering>
